--- a/privacy.docx
+++ b/privacy.docx
@@ -4,7 +4,7 @@
   <w:body>
     <w:p>
       <w:pPr>
-        <w:jc w:val="center"/>
+        <w:jc w:val="both"/>
         <w:rPr>
           <w:lang w:val="ru-RU"/>
         </w:rPr>
@@ -20,7 +20,7 @@
     </w:p>
     <w:p>
       <w:pPr>
-        <w:jc w:val="right"/>
+        <w:jc w:val="both"/>
         <w:rPr>
           <w:lang w:val="ru-RU"/>
         </w:rPr>
@@ -38,6 +38,7 @@
       <w:pPr>
         <w:keepNext/>
         <w:spacing w:before="240" w:after="80"/>
+        <w:jc w:val="both"/>
         <w:rPr>
           <w:lang w:val="ru-RU"/>
         </w:rPr>
@@ -54,6 +55,7 @@
     <w:p>
       <w:pPr>
         <w:spacing w:after="120"/>
+        <w:jc w:val="both"/>
         <w:rPr>
           <w:lang w:val="ru-RU"/>
         </w:rPr>
@@ -64,11 +66,9 @@
         </w:rPr>
         <w:t xml:space="preserve">Настоящая Политика конфиденциальности (далее — «Политика») является официальным документом Разработчика — студии </w:t>
       </w:r>
-      <w:proofErr w:type="spellStart"/>
       <w:r>
         <w:t>ZenForge</w:t>
       </w:r>
-      <w:proofErr w:type="spellEnd"/>
       <w:r>
         <w:rPr>
           <w:lang w:val="ru-RU"/>
@@ -106,6 +106,7 @@
     <w:p>
       <w:pPr>
         <w:spacing w:after="120"/>
+        <w:jc w:val="both"/>
         <w:rPr>
           <w:lang w:val="ru-RU"/>
         </w:rPr>
@@ -121,6 +122,7 @@
       <w:pPr>
         <w:keepNext/>
         <w:spacing w:before="240" w:after="80"/>
+        <w:jc w:val="both"/>
         <w:rPr>
           <w:lang w:val="ru-RU"/>
         </w:rPr>
@@ -137,6 +139,7 @@
     <w:p>
       <w:pPr>
         <w:spacing w:after="120"/>
+        <w:jc w:val="both"/>
         <w:rPr>
           <w:lang w:val="ru-RU"/>
         </w:rPr>
@@ -152,6 +155,7 @@
       <w:pPr>
         <w:spacing w:after="120"/>
         <w:ind w:left="360"/>
+        <w:jc w:val="both"/>
         <w:rPr>
           <w:lang w:val="ru-RU"/>
         </w:rPr>
@@ -180,6 +184,7 @@
       <w:pPr>
         <w:spacing w:after="120"/>
         <w:ind w:left="360"/>
+        <w:jc w:val="both"/>
         <w:rPr>
           <w:lang w:val="ru-RU"/>
         </w:rPr>
@@ -208,6 +213,7 @@
       <w:pPr>
         <w:spacing w:after="120"/>
         <w:ind w:left="360"/>
+        <w:jc w:val="both"/>
         <w:rPr>
           <w:lang w:val="ru-RU"/>
         </w:rPr>
@@ -236,6 +242,7 @@
       <w:pPr>
         <w:spacing w:after="120"/>
         <w:ind w:left="360"/>
+        <w:jc w:val="both"/>
         <w:rPr>
           <w:lang w:val="ru-RU"/>
         </w:rPr>
@@ -252,28 +259,13 @@
           <w:b/>
           <w:lang w:val="ru-RU"/>
         </w:rPr>
-        <w:t>Технические и сетевые маркеры</w:t>
-      </w:r>
-      <w:proofErr w:type="gramStart"/>
-      <w:r>
-        <w:rPr>
-          <w:b/>
-          <w:lang w:val="ru-RU"/>
-        </w:rPr>
-        <w:t xml:space="preserve">: </w:t>
+        <w:t xml:space="preserve">Технические и сетевые маркеры: </w:t>
       </w:r>
       <w:r>
         <w:rPr>
           <w:lang w:val="ru-RU"/>
         </w:rPr>
-        <w:t>Для</w:t>
-      </w:r>
-      <w:proofErr w:type="gramEnd"/>
-      <w:r>
-        <w:rPr>
-          <w:lang w:val="ru-RU"/>
-        </w:rPr>
-        <w:t xml:space="preserve"> реализации комбинированных методов работы с контентом (чтение ресурсов из локальных пакетов </w:t>
+        <w:t xml:space="preserve">Для реализации комбинированных методов работы с контентом (чтение ресурсов из локальных пакетов </w:t>
       </w:r>
       <w:r>
         <w:t>assets</w:t>
@@ -289,6 +281,7 @@
       <w:pPr>
         <w:keepNext/>
         <w:spacing w:before="240" w:after="80"/>
+        <w:jc w:val="both"/>
         <w:rPr>
           <w:lang w:val="ru-RU"/>
         </w:rPr>
@@ -320,6 +313,7 @@
     <w:p>
       <w:pPr>
         <w:spacing w:after="120"/>
+        <w:jc w:val="both"/>
         <w:rPr>
           <w:lang w:val="ru-RU"/>
         </w:rPr>
@@ -344,6 +338,7 @@
       <w:pPr>
         <w:spacing w:after="120"/>
         <w:ind w:left="360"/>
+        <w:jc w:val="both"/>
         <w:rPr>
           <w:lang w:val="ru-RU"/>
         </w:rPr>
@@ -398,34 +393,20 @@
           <w:b/>
           <w:lang w:val="ru-RU"/>
         </w:rPr>
-        <w:t>)</w:t>
-      </w:r>
-      <w:proofErr w:type="gramStart"/>
-      <w:r>
-        <w:rPr>
-          <w:b/>
-          <w:lang w:val="ru-RU"/>
-        </w:rPr>
-        <w:t xml:space="preserve">: </w:t>
+        <w:t xml:space="preserve">): </w:t>
       </w:r>
       <w:r>
         <w:rPr>
           <w:lang w:val="ru-RU"/>
         </w:rPr>
-        <w:t>Используются</w:t>
-      </w:r>
-      <w:proofErr w:type="gramEnd"/>
-      <w:r>
-        <w:rPr>
-          <w:lang w:val="ru-RU"/>
-        </w:rPr>
-        <w:t xml:space="preserve"> в Приложениях различных категорий для обеспечения непрерывности локальных процессов (таких как удержание аудиопотока при свернутом экране, фоновая обработка внутренних баз данных или работа с навигационными модулями). Все процессы выполняются локально в среде ОС устройства.</w:t>
+        <w:t>Используются в Приложениях различных категорий для обеспечения непрерывности локальных процессов (таких как удержание аудиопотока при свернутом экране, фоновая обработка внутренних баз данных или работа с навигационными модулями). Все процессы выполняются локально в среде ОС устройства.</w:t>
       </w:r>
     </w:p>
     <w:p>
       <w:pPr>
         <w:spacing w:after="120"/>
         <w:ind w:left="360"/>
+        <w:jc w:val="both"/>
         <w:rPr>
           <w:lang w:val="ru-RU"/>
         </w:rPr>
@@ -492,30 +473,13 @@
           <w:sz w:val="26"/>
           <w:lang w:val="ru-RU"/>
         </w:rPr>
-        <w:t xml:space="preserve">4. </w:t>
-      </w:r>
-      <w:proofErr w:type="spellStart"/>
-      <w:r>
-        <w:rPr>
-          <w:b/>
-          <w:sz w:val="26"/>
-          <w:lang w:val="ru-RU"/>
-        </w:rPr>
-        <w:t>Push</w:t>
-      </w:r>
-      <w:proofErr w:type="spellEnd"/>
-      <w:r>
-        <w:rPr>
-          <w:b/>
-          <w:sz w:val="26"/>
-          <w:lang w:val="ru-RU"/>
-        </w:rPr>
-        <w:t>-уведомления, аналитика и интеграция SDK сторонних платформ</w:t>
+        <w:t>4. Push-уведомления, аналитика и интеграция SDK сторонних платформ</w:t>
       </w:r>
     </w:p>
     <w:p>
       <w:pPr>
         <w:spacing w:after="120"/>
+        <w:jc w:val="both"/>
         <w:rPr>
           <w:lang w:val="ru-RU"/>
         </w:rPr>
@@ -531,6 +495,7 @@
       <w:pPr>
         <w:spacing w:after="120"/>
         <w:ind w:left="360"/>
+        <w:jc w:val="both"/>
         <w:rPr>
           <w:lang w:val="ru-RU"/>
         </w:rPr>
@@ -539,41 +504,20 @@
         <w:rPr>
           <w:lang w:val="ru-RU"/>
         </w:rPr>
-        <w:t xml:space="preserve">• </w:t>
+        <w:t>• RuStore Push SDK: Доставка push-уведомлений на шторку Android осуществляется с помощью анонимных пуш-токенов, генерируемых платформой магазина. Данные маркеры полностью лишены персональной привязки.</w:t>
       </w:r>
-      <w:proofErr w:type="spellStart"/>
       <w:r>
         <w:rPr>
           <w:lang w:val="ru-RU"/>
         </w:rPr>
-        <w:t>RuStore</w:t>
-      </w:r>
-      <w:proofErr w:type="spellEnd"/>
-      <w:r>
-        <w:rPr>
-          <w:lang w:val="ru-RU"/>
-        </w:rPr>
-        <w:t xml:space="preserve"> Push SDK: Доставка push-уведомлений на шторку Android осуществляется с помощью анонимных </w:t>
-      </w:r>
-      <w:proofErr w:type="spellStart"/>
-      <w:r>
-        <w:rPr>
-          <w:lang w:val="ru-RU"/>
-        </w:rPr>
-        <w:t>пуш</w:t>
-      </w:r>
-      <w:proofErr w:type="spellEnd"/>
-      <w:r>
-        <w:rPr>
-          <w:lang w:val="ru-RU"/>
-        </w:rPr>
-        <w:t>-токенов, генерируемых платформой магазина. Данные маркеры полностью лишены персональной привязки.</w:t>
+        <w:t xml:space="preserve"> </w:t>
       </w:r>
     </w:p>
     <w:p>
       <w:pPr>
-        <w:keepNext/>
-        <w:spacing w:before="240" w:after="80"/>
+        <w:spacing w:after="120"/>
+        <w:ind w:left="360"/>
+        <w:jc w:val="both"/>
         <w:rPr>
           <w:lang w:val="ru-RU"/>
         </w:rPr>
@@ -582,56 +526,23 @@
         <w:rPr>
           <w:lang w:val="ru-RU"/>
         </w:rPr>
-        <w:lastRenderedPageBreak/>
-        <w:t xml:space="preserve">• Яндекс </w:t>
-      </w:r>
-      <w:proofErr w:type="spellStart"/>
-      <w:r>
-        <w:rPr>
-          <w:lang w:val="ru-RU"/>
-        </w:rPr>
-        <w:t>AppMetrica</w:t>
-      </w:r>
-      <w:proofErr w:type="spellEnd"/>
-      <w:r>
-        <w:rPr>
-          <w:lang w:val="ru-RU"/>
-        </w:rPr>
-        <w:t xml:space="preserve"> SDK</w:t>
-      </w:r>
-      <w:proofErr w:type="gramStart"/>
-      <w:r>
-        <w:rPr>
-          <w:lang w:val="ru-RU"/>
-        </w:rPr>
-        <w:t>: Для</w:t>
-      </w:r>
-      <w:proofErr w:type="gramEnd"/>
-      <w:r>
-        <w:rPr>
-          <w:lang w:val="ru-RU"/>
-        </w:rPr>
-        <w:t xml:space="preserve"> автоматического сбора отчетов о сбоях (крашах), анализа стабильности приложения и подсчета общего количества активных пользователей используется сервис </w:t>
-      </w:r>
-      <w:proofErr w:type="spellStart"/>
-      <w:r>
-        <w:rPr>
-          <w:lang w:val="ru-RU"/>
-        </w:rPr>
-        <w:t>AppMetrica</w:t>
-      </w:r>
-      <w:proofErr w:type="spellEnd"/>
-      <w:r>
-        <w:rPr>
-          <w:lang w:val="ru-RU"/>
-        </w:rPr>
-        <w:t>. Данный инструмент собирает исключительно обезличенные технические маркеры устройства (модель смартфона, версия операционной системы, регион/город, внутренние логи ошибок) без привязки к конкретному физическому лицу. Разработчик не использует эти данные для таргетинга или рекламы.</w:t>
+        <w:t>• Яндекс AppMetrica SDK: Для автоматического сбора отчетов о сбоях (крашах), анализа стабильности приложения и подсчета общего количества активных пользователей используется сервис AppMetrica. Данный инструмент собирает исключительно обезличенные технические маркеры устройства (модель смартфона, версия операционной системы, регион/город, внутренние логи ошибок) без привязки к конкретному физическому лицу. Разработчик не использует эти данные для таргетинга или рекламы.</w:t>
       </w:r>
     </w:p>
     <w:p>
       <w:pPr>
-        <w:keepNext/>
-        <w:spacing w:before="240" w:after="80"/>
+        <w:spacing w:after="120"/>
+        <w:ind w:left="360"/>
+        <w:jc w:val="both"/>
+        <w:rPr>
+          <w:lang w:val="ru-RU"/>
+        </w:rPr>
+      </w:pPr>
+    </w:p>
+    <w:p>
+      <w:pPr>
+        <w:spacing w:after="120"/>
+        <w:jc w:val="both"/>
         <w:rPr>
           <w:lang w:val="ru-RU"/>
         </w:rPr>
@@ -642,12 +553,14 @@
           <w:sz w:val="26"/>
           <w:lang w:val="ru-RU"/>
         </w:rPr>
+        <w:lastRenderedPageBreak/>
         <w:t>5. Безопасность детского и семейного контента (0+ / 3+)</w:t>
       </w:r>
     </w:p>
     <w:p>
       <w:pPr>
         <w:spacing w:after="120"/>
+        <w:jc w:val="both"/>
         <w:rPr>
           <w:lang w:val="ru-RU"/>
         </w:rPr>
@@ -658,11 +571,9 @@
         </w:rPr>
         <w:t xml:space="preserve">При публикации продуктов, ориентированных на детскую и семейную аудиторию, студия </w:t>
       </w:r>
-      <w:proofErr w:type="spellStart"/>
       <w:r>
         <w:t>ZenForge</w:t>
       </w:r>
-      <w:proofErr w:type="spellEnd"/>
       <w:r>
         <w:rPr>
           <w:lang w:val="ru-RU"/>
@@ -692,6 +603,7 @@
       <w:pPr>
         <w:spacing w:after="120"/>
         <w:ind w:left="360"/>
+        <w:jc w:val="both"/>
         <w:rPr>
           <w:lang w:val="ru-RU"/>
         </w:rPr>
@@ -729,6 +641,7 @@
       <w:pPr>
         <w:spacing w:after="120"/>
         <w:ind w:left="360"/>
+        <w:jc w:val="both"/>
         <w:rPr>
           <w:lang w:val="ru-RU"/>
         </w:rPr>
@@ -770,34 +683,20 @@
           <w:b/>
           <w:lang w:val="ru-RU"/>
         </w:rPr>
-        <w:t>)</w:t>
-      </w:r>
-      <w:proofErr w:type="gramStart"/>
-      <w:r>
-        <w:rPr>
-          <w:b/>
-          <w:lang w:val="ru-RU"/>
-        </w:rPr>
-        <w:t xml:space="preserve">: </w:t>
+        <w:t xml:space="preserve">): </w:t>
       </w:r>
       <w:r>
         <w:rPr>
           <w:lang w:val="ru-RU"/>
         </w:rPr>
-        <w:t>При</w:t>
-      </w:r>
-      <w:proofErr w:type="gramEnd"/>
-      <w:r>
-        <w:rPr>
-          <w:lang w:val="ru-RU"/>
-        </w:rPr>
-        <w:t xml:space="preserve"> наличии в интерфейсе ссылок на внешние ресурсы Разработчика или страницы в магазине приложений, доступ к ним блокируется специальным валидатором, требующим решения логических или математических задач, рассчитанных исключительно на взрослых пользователей.</w:t>
+        <w:t>При наличии в интерфейсе ссылок на внешние ресурсы Разработчика или страницы в магазине приложений, доступ к ним блокируется специальным валидатором, требующим решения логических или математических задач, рассчитанных исключительно на взрослых пользователей.</w:t>
       </w:r>
     </w:p>
     <w:p>
       <w:pPr>
         <w:keepNext/>
         <w:spacing w:before="240" w:after="80"/>
+        <w:jc w:val="both"/>
         <w:rPr>
           <w:lang w:val="ru-RU"/>
         </w:rPr>
@@ -814,6 +713,7 @@
     <w:p>
       <w:pPr>
         <w:spacing w:after="120"/>
+        <w:jc w:val="both"/>
         <w:rPr>
           <w:lang w:val="ru-RU"/>
         </w:rPr>
@@ -822,21 +722,7 @@
         <w:rPr>
           <w:lang w:val="ru-RU"/>
         </w:rPr>
-        <w:t xml:space="preserve">На текущем этапе Приложения предоставляются на бесплатной основе и не требуют ввода платежных реквизитов. </w:t>
-      </w:r>
-      <w:proofErr w:type="gramStart"/>
-      <w:r>
-        <w:rPr>
-          <w:lang w:val="ru-RU"/>
-        </w:rPr>
-        <w:t>В случае будущего расширения коммерческих функций (внедрение платных подписок или покупок),</w:t>
-      </w:r>
-      <w:proofErr w:type="gramEnd"/>
-      <w:r>
-        <w:rPr>
-          <w:lang w:val="ru-RU"/>
-        </w:rPr>
-        <w:t xml:space="preserve"> интеграция платежных решений будет произведена строго после изменения юридического статуса Разработчика (регистрация ИП или юридического лица). Все транзакции будут обрабатываться внешними сертифицированными платежными шлюзами и банковскими </w:t>
+        <w:t xml:space="preserve">На текущем этапе Приложения предоставляются на бесплатной основе и не требуют ввода платежных реквизитов. В случае будущего расширения коммерческих функций (внедрение платных подписок или покупок), интеграция платежных решений будет произведена строго после изменения юридического статуса Разработчика (регистрация ИП или юридического лица). Все транзакции будут обрабатываться внешними сертифицированными платежными шлюзами и банковскими </w:t>
       </w:r>
       <w:r>
         <w:t>SDK</w:t>
@@ -868,6 +754,7 @@
     <w:p>
       <w:pPr>
         <w:spacing w:after="120"/>
+        <w:jc w:val="both"/>
         <w:rPr>
           <w:lang w:val="ru-RU"/>
         </w:rPr>
@@ -878,11 +765,9 @@
         </w:rPr>
         <w:t xml:space="preserve">Разработчик оставляет за собой право изменять настоящую Политику для приведения её в соответствие с требованиями законодательства и правилами маркетплейсов. По всем вопросам Пользователи могут обращаться через официальные каналы связи студии </w:t>
       </w:r>
-      <w:proofErr w:type="spellStart"/>
       <w:r>
         <w:t>ZenForge</w:t>
       </w:r>
-      <w:proofErr w:type="spellEnd"/>
       <w:r>
         <w:rPr>
           <w:lang w:val="ru-RU"/>
@@ -907,6 +792,30 @@
         </w:rPr>
         <w:t>, указанные в профиле Разработчика на платформе магазина приложений.</w:t>
       </w:r>
+    </w:p>
+    <w:p>
+      <w:pPr>
+        <w:spacing w:after="120"/>
+        <w:jc w:val="both"/>
+        <w:rPr>
+          <w:lang w:val="ru-RU"/>
+        </w:rPr>
+      </w:pPr>
+      <w:r>
+        <w:rPr>
+          <w:lang w:val="ru-RU"/>
+        </w:rPr>
+        <w:t>Контактный адрес электронной почты для связи и обращений Пользователей: &lt;apps-help-desk@yandex.ru&gt;</w:t>
+      </w:r>
+    </w:p>
+    <w:p>
+      <w:pPr>
+        <w:spacing w:after="120"/>
+        <w:jc w:val="both"/>
+        <w:rPr>
+          <w:lang w:val="ru-RU"/>
+        </w:rPr>
+      </w:pPr>
     </w:p>
     <w:sectPr>
       <w:pgSz w:w="12240" w:h="15840"/>
@@ -1727,7 +1636,6 @@
   <w:style w:type="character" w:default="1" w:styleId="a2">
     <w:name w:val="Default Paragraph Font"/>
     <w:uiPriority w:val="1"/>
-    <w:semiHidden/>
     <w:unhideWhenUsed/>
   </w:style>
   <w:style w:type="table" w:default="1" w:styleId="a3">
